--- a/Slides/MI_unterrichten_block_02.docx
+++ b/Slides/MI_unterrichten_block_02.docx
@@ -34,7 +34,7 @@
         <w:t xml:space="preserve">2025-10-08</w:t>
       </w:r>
     </w:p>
-    <w:bookmarkStart w:id="48" w:name="hardware"/>
+    <w:bookmarkStart w:id="46" w:name="hardware"/>
     <w:p>
       <w:pPr>
         <w:pStyle w:val="Heading1"/>
@@ -264,7 +264,7 @@
       </w:r>
     </w:p>
     <w:bookmarkEnd w:id="11"/>
-    <w:bookmarkStart w:id="18" w:name="turing-maschine"/>
+    <w:bookmarkStart w:id="17" w:name="turing-maschine"/>
     <w:p>
       <w:pPr>
         <w:pStyle w:val="Heading2"/>
@@ -286,7 +286,7 @@
       <w:tr>
         <w:tc>
           <w:tcPr/>
-          <w:bookmarkStart w:id="17" w:name="fig-tur"/>
+          <w:bookmarkStart w:id="16" w:name="fig-tur"/>
           <w:p>
             <w:pPr>
               <w:pStyle w:val="Compact"/>
@@ -308,7 +308,7 @@
                           </pic:cNvPicPr>
                         </pic:nvPicPr>
                         <pic:blipFill>
-                          <a:blip r:embed="rId15">
+                          <a:blip>
                             <a:extLst>
                               <a:ext uri="{28A0092B-C50C-407E-A947-70E740481C1C}">
                                 <a14:useLocalDpi xmlns:a14="http://schemas.microsoft.com/office/drawing/2010/main" val="0"/>
@@ -359,7 +359,7 @@
             <w:r>
               <w:t xml:space="preserve"> </w:t>
             </w:r>
-            <w:hyperlink r:id="rId16">
+            <w:hyperlink r:id="rId15">
               <w:r>
                 <w:rPr>
                   <w:rStyle w:val="Hyperlink"/>
@@ -374,12 +374,12 @@
               <w:t xml:space="preserve">CC BY-SA 3.0</w:t>
             </w:r>
           </w:p>
-          <w:bookmarkEnd w:id="17"/>
+          <w:bookmarkEnd w:id="16"/>
         </w:tc>
       </w:tr>
     </w:tbl>
-    <w:bookmarkEnd w:id="18"/>
-    <w:bookmarkStart w:id="25" w:name="cpu"/>
+    <w:bookmarkEnd w:id="17"/>
+    <w:bookmarkStart w:id="23" w:name="cpu"/>
     <w:p>
       <w:pPr>
         <w:pStyle w:val="Heading2"/>
@@ -401,7 +401,7 @@
       <w:tr>
         <w:tc>
           <w:tcPr/>
-          <w:bookmarkStart w:id="24" w:name="fig-cpu"/>
+          <w:bookmarkStart w:id="22" w:name="fig-cpu"/>
           <w:p>
             <w:pPr>
               <w:pStyle w:val="Compact"/>
@@ -412,24 +412,24 @@
                 <wp:inline>
                   <wp:extent cx="5334000" cy="3650456"/>
                   <wp:effectExtent b="0" l="0" r="0" t="0"/>
-                  <wp:docPr descr="" title="" id="20" name="Picture"/>
+                  <wp:docPr descr="" title="" id="19" name="Picture"/>
                   <a:graphic>
                     <a:graphicData uri="http://schemas.openxmlformats.org/drawingml/2006/picture">
                       <pic:pic>
                         <pic:nvPicPr>
-                          <pic:cNvPr descr="MI_unterrichten/Wikimedia/cpu.svg" id="21" name="Picture"/>
+                          <pic:cNvPr descr="MI_unterrichten/Wikimedia/cpu.svg" id="20" name="Picture"/>
                           <pic:cNvPicPr>
                             <a:picLocks noChangeArrowheads="1" noChangeAspect="1"/>
                           </pic:cNvPicPr>
                         </pic:nvPicPr>
                         <pic:blipFill>
-                          <a:blip r:embed="rId22">
+                          <a:blip>
                             <a:extLst>
                               <a:ext uri="{28A0092B-C50C-407E-A947-70E740481C1C}">
                                 <a14:useLocalDpi xmlns:a14="http://schemas.microsoft.com/office/drawing/2010/main" val="0"/>
                               </a:ext>
                               <a:ext uri="{96DAC541-7B7A-43D3-8B79-37D633B846F1}">
-                                <asvg:svgBlip xmlns:asvg="http://schemas.microsoft.com/office/drawing/2016/SVG/main" r:embed="rId19"/>
+                                <asvg:svgBlip xmlns:asvg="http://schemas.microsoft.com/office/drawing/2016/SVG/main" r:embed="rId18"/>
                               </a:ext>
                             </a:extLst>
                           </a:blip>
@@ -474,7 +474,7 @@
             <w:r>
               <w:t xml:space="preserve"> </w:t>
             </w:r>
-            <w:hyperlink r:id="rId23">
+            <w:hyperlink r:id="rId21">
               <w:r>
                 <w:rPr>
                   <w:rStyle w:val="Hyperlink"/>
@@ -489,12 +489,12 @@
               <w:t xml:space="preserve">CC BY-SA 4.0</w:t>
             </w:r>
           </w:p>
-          <w:bookmarkEnd w:id="24"/>
+          <w:bookmarkEnd w:id="22"/>
         </w:tc>
       </w:tr>
     </w:tbl>
-    <w:bookmarkEnd w:id="25"/>
-    <w:bookmarkStart w:id="31" w:name="ram"/>
+    <w:bookmarkEnd w:id="23"/>
+    <w:bookmarkStart w:id="29" w:name="ram"/>
     <w:p>
       <w:pPr>
         <w:pStyle w:val="Heading2"/>
@@ -516,7 +516,7 @@
       <w:tr>
         <w:tc>
           <w:tcPr/>
-          <w:bookmarkStart w:id="30" w:name="fig-cpu"/>
+          <w:bookmarkStart w:id="28" w:name="fig-cpu"/>
           <w:p>
             <w:pPr>
               <w:pStyle w:val="Compact"/>
@@ -527,18 +527,18 @@
                 <wp:inline>
                   <wp:extent cx="5334000" cy="2782132"/>
                   <wp:effectExtent b="0" l="0" r="0" t="0"/>
-                  <wp:docPr descr="" title="" id="27" name="Picture"/>
+                  <wp:docPr descr="" title="" id="25" name="Picture"/>
                   <a:graphic>
                     <a:graphicData uri="http://schemas.openxmlformats.org/drawingml/2006/picture">
                       <pic:pic>
                         <pic:nvPicPr>
-                          <pic:cNvPr descr="MI_unterrichten/Wikimedia/RAM.jpg" id="28" name="Picture"/>
+                          <pic:cNvPr descr="MI_unterrichten/Wikimedia/RAM.jpg" id="26" name="Picture"/>
                           <pic:cNvPicPr>
                             <a:picLocks noChangeArrowheads="1" noChangeAspect="1"/>
                           </pic:cNvPicPr>
                         </pic:nvPicPr>
                         <pic:blipFill>
-                          <a:blip r:embed="rId26"/>
+                          <a:blip r:embed="rId24"/>
                           <a:stretch>
                             <a:fillRect/>
                           </a:stretch>
@@ -580,7 +580,7 @@
             <w:r>
               <w:t xml:space="preserve"> </w:t>
             </w:r>
-            <w:hyperlink r:id="rId29">
+            <w:hyperlink r:id="rId27">
               <w:r>
                 <w:rPr>
                   <w:rStyle w:val="Hyperlink"/>
@@ -595,12 +595,12 @@
               <w:t xml:space="preserve">CC BY-SA 4.0</w:t>
             </w:r>
           </w:p>
-          <w:bookmarkEnd w:id="30"/>
+          <w:bookmarkEnd w:id="28"/>
         </w:tc>
       </w:tr>
     </w:tbl>
-    <w:bookmarkEnd w:id="31"/>
-    <w:bookmarkStart w:id="41" w:name="ssd-hdd"/>
+    <w:bookmarkEnd w:id="29"/>
+    <w:bookmarkStart w:id="39" w:name="ssd-hdd"/>
     <w:p>
       <w:pPr>
         <w:pStyle w:val="Heading2"/>
@@ -622,7 +622,7 @@
       <w:tr>
         <w:tc>
           <w:tcPr/>
-          <w:bookmarkStart w:id="35" w:name="fig-cpu"/>
+          <w:bookmarkStart w:id="33" w:name="fig-cpu"/>
           <w:p>
             <w:pPr>
               <w:pStyle w:val="Compact"/>
@@ -633,18 +633,18 @@
                 <wp:inline>
                   <wp:extent cx="3810000" cy="2540000"/>
                   <wp:effectExtent b="0" l="0" r="0" t="0"/>
-                  <wp:docPr descr="" title="" id="33" name="Picture"/>
+                  <wp:docPr descr="" title="" id="31" name="Picture"/>
                   <a:graphic>
                     <a:graphicData uri="http://schemas.openxmlformats.org/drawingml/2006/picture">
                       <pic:pic>
                         <pic:nvPicPr>
-                          <pic:cNvPr descr="MI_unterrichten/Wikimedia/ssd.jpg" id="34" name="Picture"/>
+                          <pic:cNvPr descr="MI_unterrichten/Wikimedia/ssd.jpg" id="32" name="Picture"/>
                           <pic:cNvPicPr>
                             <a:picLocks noChangeArrowheads="1" noChangeAspect="1"/>
                           </pic:cNvPicPr>
                         </pic:nvPicPr>
                         <pic:blipFill>
-                          <a:blip r:embed="rId32"/>
+                          <a:blip r:embed="rId30"/>
                           <a:stretch>
                             <a:fillRect/>
                           </a:stretch>
@@ -684,7 +684,7 @@
               <w:t xml:space="preserve">Figure 4: Solid State Drive - CC0</w:t>
             </w:r>
           </w:p>
-          <w:bookmarkEnd w:id="35"/>
+          <w:bookmarkEnd w:id="33"/>
         </w:tc>
       </w:tr>
     </w:tbl>
@@ -701,7 +701,7 @@
       <w:tr>
         <w:tc>
           <w:tcPr/>
-          <w:bookmarkStart w:id="40" w:name="fig-cpu"/>
+          <w:bookmarkStart w:id="38" w:name="fig-cpu"/>
           <w:p>
             <w:pPr>
               <w:pStyle w:val="Compact"/>
@@ -712,18 +712,18 @@
                 <wp:inline>
                   <wp:extent cx="3810000" cy="2540000"/>
                   <wp:effectExtent b="0" l="0" r="0" t="0"/>
-                  <wp:docPr descr="" title="" id="37" name="Picture"/>
+                  <wp:docPr descr="" title="" id="35" name="Picture"/>
                   <a:graphic>
                     <a:graphicData uri="http://schemas.openxmlformats.org/drawingml/2006/picture">
                       <pic:pic>
                         <pic:nvPicPr>
-                          <pic:cNvPr descr="MI_unterrichten/Wikimedia/hdd.jpg" id="38" name="Picture"/>
+                          <pic:cNvPr descr="MI_unterrichten/Wikimedia/hdd.jpg" id="36" name="Picture"/>
                           <pic:cNvPicPr>
                             <a:picLocks noChangeArrowheads="1" noChangeAspect="1"/>
                           </pic:cNvPicPr>
                         </pic:nvPicPr>
                         <pic:blipFill>
-                          <a:blip r:embed="rId36"/>
+                          <a:blip r:embed="rId34"/>
                           <a:stretch>
                             <a:fillRect/>
                           </a:stretch>
@@ -765,7 +765,7 @@
             <w:r>
               <w:t xml:space="preserve"> </w:t>
             </w:r>
-            <w:hyperlink r:id="rId39">
+            <w:hyperlink r:id="rId37">
               <w:r>
                 <w:rPr>
                   <w:rStyle w:val="Hyperlink"/>
@@ -780,12 +780,12 @@
               <w:t xml:space="preserve">CC BY-SA 4.0</w:t>
             </w:r>
           </w:p>
-          <w:bookmarkEnd w:id="40"/>
+          <w:bookmarkEnd w:id="38"/>
         </w:tc>
       </w:tr>
     </w:tbl>
-    <w:bookmarkEnd w:id="41"/>
-    <w:bookmarkStart w:id="47" w:name="mainboard-motherboard"/>
+    <w:bookmarkEnd w:id="39"/>
+    <w:bookmarkStart w:id="45" w:name="mainboard-motherboard"/>
     <w:p>
       <w:pPr>
         <w:pStyle w:val="Heading2"/>
@@ -807,7 +807,7 @@
       <w:tr>
         <w:tc>
           <w:tcPr/>
-          <w:bookmarkStart w:id="46" w:name="fig-cpu"/>
+          <w:bookmarkStart w:id="44" w:name="fig-cpu"/>
           <w:p>
             <w:pPr>
               <w:pStyle w:val="Compact"/>
@@ -818,18 +818,18 @@
                 <wp:inline>
                   <wp:extent cx="5334000" cy="2667000"/>
                   <wp:effectExtent b="0" l="0" r="0" t="0"/>
-                  <wp:docPr descr="" title="" id="43" name="Picture"/>
+                  <wp:docPr descr="" title="" id="41" name="Picture"/>
                   <a:graphic>
                     <a:graphicData uri="http://schemas.openxmlformats.org/drawingml/2006/picture">
                       <pic:pic>
                         <pic:nvPicPr>
-                          <pic:cNvPr descr="MI_unterrichten/Wikimedia/mainboard.jpg" id="44" name="Picture"/>
+                          <pic:cNvPr descr="MI_unterrichten/Wikimedia/mainboard.jpg" id="42" name="Picture"/>
                           <pic:cNvPicPr>
                             <a:picLocks noChangeArrowheads="1" noChangeAspect="1"/>
                           </pic:cNvPicPr>
                         </pic:nvPicPr>
                         <pic:blipFill>
-                          <a:blip r:embed="rId42"/>
+                          <a:blip r:embed="rId40"/>
                           <a:stretch>
                             <a:fillRect/>
                           </a:stretch>
@@ -871,7 +871,7 @@
             <w:r>
               <w:t xml:space="preserve"> </w:t>
             </w:r>
-            <w:hyperlink r:id="rId45">
+            <w:hyperlink r:id="rId43">
               <w:r>
                 <w:rPr>
                   <w:rStyle w:val="Hyperlink"/>
@@ -886,13 +886,13 @@
               <w:t xml:space="preserve">CC BY-SA 4.0</w:t>
             </w:r>
           </w:p>
-          <w:bookmarkEnd w:id="46"/>
+          <w:bookmarkEnd w:id="44"/>
         </w:tc>
       </w:tr>
     </w:tbl>
-    <w:bookmarkEnd w:id="47"/>
-    <w:bookmarkEnd w:id="48"/>
-    <w:bookmarkStart w:id="63" w:name="netzwerke"/>
+    <w:bookmarkEnd w:id="45"/>
+    <w:bookmarkEnd w:id="46"/>
+    <w:bookmarkStart w:id="61" w:name="netzwerke"/>
     <w:p>
       <w:pPr>
         <w:pStyle w:val="Heading1"/>
@@ -901,7 +901,7 @@
         <w:t xml:space="preserve">Netzwerke</w:t>
       </w:r>
     </w:p>
-    <w:bookmarkStart w:id="49" w:name="netzwerke-grundlagen"/>
+    <w:bookmarkStart w:id="47" w:name="netzwerke-grundlagen"/>
     <w:p>
       <w:pPr>
         <w:pStyle w:val="Heading2"/>
@@ -946,8 +946,8 @@
         <w:t xml:space="preserve">Vorteile: Ressourcenteilung, Kommunikation, Zugriff auf Internet</w:t>
       </w:r>
     </w:p>
-    <w:bookmarkEnd w:id="49"/>
-    <w:bookmarkStart w:id="55" w:name="netzwerktopologien"/>
+    <w:bookmarkEnd w:id="47"/>
+    <w:bookmarkStart w:id="53" w:name="netzwerktopologien"/>
     <w:p>
       <w:pPr>
         <w:pStyle w:val="Heading2"/>
@@ -969,7 +969,7 @@
       <w:tr>
         <w:tc>
           <w:tcPr/>
-          <w:bookmarkStart w:id="54" w:name="fig-cpu"/>
+          <w:bookmarkStart w:id="52" w:name="fig-cpu"/>
           <w:p>
             <w:pPr>
               <w:pStyle w:val="Compact"/>
@@ -980,18 +980,18 @@
                 <wp:inline>
                   <wp:extent cx="5334000" cy="2614910"/>
                   <wp:effectExtent b="0" l="0" r="0" t="0"/>
-                  <wp:docPr descr="" title="" id="51" name="Picture"/>
+                  <wp:docPr descr="" title="" id="49" name="Picture"/>
                   <a:graphic>
                     <a:graphicData uri="http://schemas.openxmlformats.org/drawingml/2006/picture">
                       <pic:pic>
                         <pic:nvPicPr>
-                          <pic:cNvPr descr="MI_unterrichten/Wikimedia/networks.png" id="52" name="Picture"/>
+                          <pic:cNvPr descr="MI_unterrichten/Wikimedia/networks.png" id="50" name="Picture"/>
                           <pic:cNvPicPr>
                             <a:picLocks noChangeArrowheads="1" noChangeAspect="1"/>
                           </pic:cNvPicPr>
                         </pic:nvPicPr>
                         <pic:blipFill>
-                          <a:blip r:embed="rId50"/>
+                          <a:blip r:embed="rId48"/>
                           <a:stretch>
                             <a:fillRect/>
                           </a:stretch>
@@ -1033,7 +1033,7 @@
             <w:r>
               <w:t xml:space="preserve"> </w:t>
             </w:r>
-            <w:hyperlink r:id="rId53">
+            <w:hyperlink r:id="rId51">
               <w:r>
                 <w:rPr>
                   <w:rStyle w:val="Hyperlink"/>
@@ -1048,12 +1048,12 @@
               <w:t xml:space="preserve">CC BY-SA 4.0</w:t>
             </w:r>
           </w:p>
-          <w:bookmarkEnd w:id="54"/>
+          <w:bookmarkEnd w:id="52"/>
         </w:tc>
       </w:tr>
     </w:tbl>
-    <w:bookmarkEnd w:id="55"/>
-    <w:bookmarkStart w:id="56" w:name="auftrag"/>
+    <w:bookmarkEnd w:id="53"/>
+    <w:bookmarkStart w:id="54" w:name="auftrag"/>
     <w:p>
       <w:pPr>
         <w:pStyle w:val="Heading2"/>
@@ -1078,8 +1078,8 @@
         <w:t xml:space="preserve">Wie sind Chatplatformen (Whatsapp), Mail und Streaminganbieter vernetzt?</w:t>
       </w:r>
     </w:p>
-    <w:bookmarkEnd w:id="56"/>
-    <w:bookmarkStart w:id="58" w:name="srf"/>
+    <w:bookmarkEnd w:id="54"/>
+    <w:bookmarkStart w:id="56" w:name="srf"/>
     <w:p>
       <w:pPr>
         <w:pStyle w:val="Heading2"/>
@@ -1092,7 +1092,7 @@
       <w:pPr>
         <w:pStyle w:val="FirstParagraph"/>
       </w:pPr>
-      <w:hyperlink r:id="rId57">
+      <w:hyperlink r:id="rId55">
         <w:r>
           <w:rPr>
             <w:rStyle w:val="Hyperlink"/>
@@ -1101,8 +1101,8 @@
         </w:r>
       </w:hyperlink>
     </w:p>
-    <w:bookmarkEnd w:id="58"/>
-    <w:bookmarkStart w:id="60" w:name="vernetzung-über-unterseekabel"/>
+    <w:bookmarkEnd w:id="56"/>
+    <w:bookmarkStart w:id="58" w:name="vernetzung-über-unterseekabel"/>
     <w:p>
       <w:pPr>
         <w:pStyle w:val="Heading2"/>
@@ -1115,7 +1115,7 @@
       <w:pPr>
         <w:pStyle w:val="FirstParagraph"/>
       </w:pPr>
-      <w:hyperlink r:id="rId59">
+      <w:hyperlink r:id="rId57">
         <w:r>
           <w:rPr>
             <w:rStyle w:val="Hyperlink"/>
@@ -1124,8 +1124,8 @@
         </w:r>
       </w:hyperlink>
     </w:p>
-    <w:bookmarkEnd w:id="60"/>
-    <w:bookmarkStart w:id="61" w:name="netzwerktechnik"/>
+    <w:bookmarkEnd w:id="58"/>
+    <w:bookmarkStart w:id="59" w:name="netzwerktechnik"/>
     <w:p>
       <w:pPr>
         <w:pStyle w:val="Heading2"/>
@@ -1210,8 +1210,8 @@
         <w:t xml:space="preserve">: Schutz vor unerlaubten Zugriffen</w:t>
       </w:r>
     </w:p>
-    <w:bookmarkEnd w:id="61"/>
-    <w:bookmarkStart w:id="62" w:name="auftrag-1"/>
+    <w:bookmarkEnd w:id="59"/>
+    <w:bookmarkStart w:id="60" w:name="auftrag-1"/>
     <w:p>
       <w:pPr>
         <w:pStyle w:val="Heading2"/>
@@ -1312,8 +1312,8 @@
         <w:t xml:space="preserve">Netflix Server</w:t>
       </w:r>
     </w:p>
-    <w:bookmarkEnd w:id="62"/>
-    <w:bookmarkEnd w:id="63"/>
+    <w:bookmarkEnd w:id="60"/>
+    <w:bookmarkEnd w:id="61"/>
     <w:sectPr>
       <w:footnotePr>
         <w:numRestart w:val="eachSect"/>
